--- a/COMPANY LETTER HEAD FOR AIFTA.docx
+++ b/COMPANY LETTER HEAD FOR AIFTA.docx
@@ -4,6 +4,8 @@
   <w:body>
     <w:p>
       <w:pPr>
+        <w:pStyle w:val="TableParagraph"/>
+        <w:ind w:left="2105" w:right="2097" w:hanging="5"/>
         <w:jc w:val="center"/>
         <w:rPr>
           <w:b/>
@@ -17,36 +19,104 @@
           <w:sz w:val="44"/>
           <w:szCs w:val="44"/>
         </w:rPr>
-        <w:t xml:space="preserve">M/SSSEXIMS </w:t>
+        <w:t xml:space="preserve">KALPANA GRANITE INDUSTRIES </w:t>
       </w:r>
     </w:p>
     <w:p>
       <w:pPr>
-        <w:pBdr>
-          <w:bottom w:val="single" w:sz="6" w:space="1" w:color="auto"/>
-        </w:pBdr>
+        <w:pStyle w:val="TableParagraph"/>
+        <w:ind w:left="2105" w:right="2097" w:hanging="5"/>
         <w:jc w:val="center"/>
+        <w:rPr>
+          <w:rFonts w:ascii="Times New Roman" w:hAnsi="Times New Roman" w:cs="Times New Roman"/>
+          <w:b/>
+        </w:rPr>
       </w:pPr>
       <w:r>
-        <w:t>SY.NO.77/1,75/2,4,BUDAWADAV,CHIMAKURTHY,PRAKASAM,ANDHRAPRADESH,523226</w:t>
+        <w:rPr>
+          <w:rFonts w:ascii="Times New Roman" w:hAnsi="Times New Roman" w:cs="Times New Roman"/>
+          <w:b/>
+        </w:rPr>
+        <w:t xml:space="preserve">Sy.No.176/A/1 </w:t>
+      </w:r>
+      <w:proofErr w:type="spellStart"/>
+      <w:r>
+        <w:rPr>
+          <w:rFonts w:ascii="Times New Roman" w:hAnsi="Times New Roman" w:cs="Times New Roman"/>
+          <w:b/>
+        </w:rPr>
+        <w:t>Mudigonda</w:t>
+      </w:r>
+      <w:proofErr w:type="spellEnd"/>
+      <w:r>
+        <w:rPr>
+          <w:rFonts w:ascii="Times New Roman" w:hAnsi="Times New Roman" w:cs="Times New Roman"/>
+          <w:b/>
+        </w:rPr>
+        <w:t xml:space="preserve"> </w:t>
+      </w:r>
+      <w:proofErr w:type="spellStart"/>
+      <w:r>
+        <w:rPr>
+          <w:rFonts w:ascii="Times New Roman" w:hAnsi="Times New Roman" w:cs="Times New Roman"/>
+          <w:b/>
+        </w:rPr>
+        <w:t>Mudigonda</w:t>
+      </w:r>
+      <w:proofErr w:type="spellEnd"/>
+      <w:r>
+        <w:rPr>
+          <w:rFonts w:ascii="Times New Roman" w:hAnsi="Times New Roman" w:cs="Times New Roman"/>
+          <w:b/>
+        </w:rPr>
+        <w:t xml:space="preserve">, </w:t>
+      </w:r>
+      <w:proofErr w:type="spellStart"/>
+      <w:r>
+        <w:rPr>
+          <w:rFonts w:ascii="Times New Roman" w:hAnsi="Times New Roman" w:cs="Times New Roman"/>
+          <w:b/>
+        </w:rPr>
+        <w:t>Khammam</w:t>
+      </w:r>
+      <w:proofErr w:type="spellEnd"/>
+      <w:r>
+        <w:rPr>
+          <w:rFonts w:ascii="Times New Roman" w:hAnsi="Times New Roman" w:cs="Times New Roman"/>
+          <w:b/>
+        </w:rPr>
+        <w:t xml:space="preserve"> </w:t>
       </w:r>
     </w:p>
     <w:p>
       <w:pPr>
-        <w:pBdr>
-          <w:bottom w:val="single" w:sz="6" w:space="1" w:color="auto"/>
-        </w:pBdr>
+        <w:pStyle w:val="TableParagraph"/>
+        <w:ind w:left="2105" w:right="2097" w:hanging="5"/>
         <w:jc w:val="center"/>
+        <w:rPr>
+          <w:rFonts w:ascii="Times New Roman" w:hAnsi="Times New Roman" w:cs="Times New Roman"/>
+          <w:b/>
+        </w:rPr>
       </w:pPr>
       <w:r>
-        <w:t xml:space="preserve">GST No: </w:t>
-      </w:r>
-      <w:r>
-        <w:t>37ABPFS0328B1ZB</w:t>
+        <w:rPr>
+          <w:rFonts w:ascii="Times New Roman" w:hAnsi="Times New Roman" w:cs="Times New Roman"/>
+          <w:b/>
+        </w:rPr>
+        <w:t xml:space="preserve">GST TIN: </w:t>
+      </w:r>
+      <w:r>
+        <w:rPr>
+          <w:rFonts w:ascii="Times New Roman" w:hAnsi="Times New Roman" w:cs="Times New Roman"/>
+          <w:b/>
+        </w:rPr>
+        <w:t xml:space="preserve">36ACRPK4054F2ZG </w:t>
       </w:r>
     </w:p>
     <w:p>
       <w:pPr>
+        <w:pStyle w:val="TableParagraph"/>
+        <w:ind w:left="2105" w:right="2097" w:hanging="5"/>
         <w:jc w:val="center"/>
         <w:rPr>
           <w:b/>
@@ -54,6 +124,14 @@
           <w:szCs w:val="32"/>
         </w:rPr>
       </w:pPr>
+      <w:r>
+        <w:rPr>
+          <w:b/>
+          <w:sz w:val="32"/>
+          <w:szCs w:val="32"/>
+        </w:rPr>
+        <w:t>------------------------------------------</w:t>
+      </w:r>
     </w:p>
     <w:p>
       <w:pPr>
@@ -90,16 +168,45 @@
     <w:p/>
     <w:p>
       <w:r>
-        <w:t xml:space="preserve"> B K EXPORTS 90, Jasodanagar Cross Road, Nr. Canal,Opp.Baroda Express Highway, Amraiwadi, Ahmedabad, Gujarat, India - 380026.vide invoice no.</w:t>
-      </w:r>
-      <w:r>
-        <w:t xml:space="preserve"> 47</w:t>
+        <w:t xml:space="preserve"> B K EXPORTS 90, </w:t>
+      </w:r>
+      <w:proofErr w:type="spellStart"/>
+      <w:r>
+        <w:t>Jasodanagar</w:t>
+      </w:r>
+      <w:proofErr w:type="spellEnd"/>
+      <w:r>
+        <w:t xml:space="preserve"> Cross Road, Nr. </w:t>
+      </w:r>
+      <w:proofErr w:type="spellStart"/>
+      <w:r>
+        <w:t>Canal</w:t>
+      </w:r>
+      <w:proofErr w:type="gramStart"/>
+      <w:r>
+        <w:t>,Opp.Baroda</w:t>
+      </w:r>
+      <w:proofErr w:type="spellEnd"/>
+      <w:proofErr w:type="gramEnd"/>
+      <w:r>
+        <w:t xml:space="preserve"> Express Highway, </w:t>
+      </w:r>
+      <w:proofErr w:type="spellStart"/>
+      <w:r>
+        <w:t>Amraiwadi</w:t>
+      </w:r>
+      <w:proofErr w:type="spellEnd"/>
+      <w:r>
+        <w:t>, Ahmedabad, Gujarat, India - 380026.vide invoice no</w:t>
+      </w:r>
+      <w:r>
+        <w:t xml:space="preserve"> 9 </w:t>
       </w:r>
       <w:r>
         <w:t xml:space="preserve"> dated </w:t>
       </w:r>
       <w:r>
-        <w:t>05</w:t>
+        <w:t>20</w:t>
       </w:r>
       <w:r>
         <w:t>.</w:t>
@@ -126,171 +233,145 @@
         <w:t xml:space="preserve"> been  manufactured  by  us  at </w:t>
       </w:r>
       <w:r>
-        <w:t>SY.NO.77/1,75/2,4,</w:t>
-      </w:r>
+        <w:t xml:space="preserve">Sy.No.176/A/1 </w:t>
+      </w:r>
+      <w:proofErr w:type="spellStart"/>
+      <w:r>
+        <w:t>Mudigonda</w:t>
+      </w:r>
+      <w:proofErr w:type="spellEnd"/>
       <w:r>
         <w:t xml:space="preserve"> </w:t>
       </w:r>
-      <w:r>
-        <w:t>BUDAWADAV,</w:t>
-      </w:r>
+      <w:proofErr w:type="spellStart"/>
+      <w:r>
+        <w:t>Mudigonda</w:t>
+      </w:r>
+      <w:proofErr w:type="spellEnd"/>
+      <w:r>
+        <w:t xml:space="preserve">, </w:t>
+      </w:r>
+      <w:proofErr w:type="spellStart"/>
+      <w:r>
+        <w:t>Khammam</w:t>
+      </w:r>
+      <w:proofErr w:type="spellEnd"/>
+      <w:r>
+        <w:t xml:space="preserve"> GST TIN: 36ACRPK4054F2ZG </w:t>
+      </w:r>
+      <w:r>
+        <w:t>using indigenous raw material/components only and satisfy the rules of origin under Asian India Free Trade Agreement (AIFTA) . There is no imported/undetermined origin raw material used in the manufacture of the product.</w:t>
+      </w:r>
+    </w:p>
+    <w:p>
+      <w:r>
+        <w:t>I undertake to make available any supporting documents to the EIA to confirm the origin status of the product whenever required.</w:t>
+      </w:r>
+    </w:p>
+    <w:p/>
+    <w:p>
+      <w:r>
+        <w:tab/>
+      </w:r>
+      <w:r>
+        <w:tab/>
+      </w:r>
+      <w:r>
+        <w:tab/>
+      </w:r>
+      <w:r>
+        <w:tab/>
+      </w:r>
+      <w:r>
+        <w:tab/>
+      </w:r>
+      <w:r>
+        <w:tab/>
+      </w:r>
+      <w:r>
+        <w:tab/>
+      </w:r>
+      <w:r>
+        <w:tab/>
+      </w:r>
+      <w:r>
+        <w:t xml:space="preserve">              </w:t>
+      </w:r>
+      <w:r>
+        <w:t xml:space="preserve">    For, </w:t>
+      </w:r>
+    </w:p>
+    <w:p>
+      <w:proofErr w:type="gramStart"/>
+      <w:r>
+        <w:t>Place :</w:t>
+      </w:r>
+      <w:proofErr w:type="gramEnd"/>
       <w:r>
         <w:t xml:space="preserve"> </w:t>
       </w:r>
-      <w:r>
-        <w:t>CHIMAKURTHY,PRAKASAM,</w:t>
+      <w:proofErr w:type="spellStart"/>
+      <w:r>
+        <w:t>Khammam</w:t>
+      </w:r>
+      <w:proofErr w:type="spellEnd"/>
+      <w:r>
+        <w:t xml:space="preserve">                                                                                 </w:t>
+      </w:r>
+      <w:r>
+        <w:t xml:space="preserve">        </w:t>
       </w:r>
       <w:r>
         <w:t xml:space="preserve"> </w:t>
       </w:r>
       <w:r>
-        <w:t>ANDHRAPRADESH,</w:t>
-      </w:r>
-      <w:r>
-        <w:t xml:space="preserve"> </w:t>
-      </w:r>
-      <w:r>
-        <w:t xml:space="preserve">523226 </w:t>
-      </w:r>
-      <w:r>
-        <w:t xml:space="preserve"> GST No: </w:t>
-      </w:r>
-      <w:r>
-        <w:t>37ABPFS0328B1ZB</w:t>
-      </w:r>
-      <w:r>
-        <w:t xml:space="preserve"> </w:t>
-      </w:r>
-      <w:r>
-        <w:t xml:space="preserve">using indigenous raw material/components only and satisfy the rules of origin under Asian India Free Trade Agreement (AIFTA) . There is no imported/undetermined </w:t>
-      </w:r>
-      <w:proofErr w:type="gramStart"/>
-      <w:r>
-        <w:t>origin</w:t>
-      </w:r>
-      <w:proofErr w:type="gramEnd"/>
-      <w:r>
-        <w:t xml:space="preserve"> raw material used in the manufacture of the product.</w:t>
-      </w:r>
-    </w:p>
-    <w:p>
-      <w:r>
-        <w:t>I undertake to make available any supporting documents to the EIA to confirm the origin status of the product whenever required.</w:t>
-      </w:r>
-    </w:p>
-    <w:p/>
-    <w:p>
-      <w:r>
-        <w:tab/>
-      </w:r>
-      <w:r>
-        <w:tab/>
-      </w:r>
-      <w:r>
-        <w:tab/>
-      </w:r>
-      <w:r>
-        <w:tab/>
-      </w:r>
-      <w:r>
-        <w:tab/>
-      </w:r>
-      <w:r>
-        <w:tab/>
-      </w:r>
-      <w:r>
-        <w:tab/>
-      </w:r>
-      <w:r>
-        <w:tab/>
-      </w:r>
-      <w:r>
-        <w:t xml:space="preserve">              </w:t>
-      </w:r>
-      <w:r>
-        <w:t xml:space="preserve">    For, </w:t>
-      </w:r>
-    </w:p>
-    <w:p>
-      <w:pPr>
-        <w:rPr>
-          <w:b/>
-          <w:sz w:val="44"/>
-          <w:szCs w:val="44"/>
-        </w:rPr>
-      </w:pPr>
-      <w:proofErr w:type="gramStart"/>
-      <w:r>
-        <w:t>Place :</w:t>
-      </w:r>
-      <w:proofErr w:type="gramEnd"/>
-      <w:r>
-        <w:t xml:space="preserve"> </w:t>
-      </w:r>
-      <w:r>
-        <w:t>Ongole</w:t>
+        <w:t>KALPANA GRANITE INDUSTRIES</w:t>
+      </w:r>
+    </w:p>
+    <w:p>
+      <w:r>
+        <w:t xml:space="preserve">Date: </w:t>
+      </w:r>
+      <w:r>
+        <w:t>23</w:t>
+      </w:r>
+      <w:r>
+        <w:t>-</w:t>
+      </w:r>
+      <w:r>
+        <w:t>01</w:t>
+      </w:r>
+      <w:r>
+        <w:t>-202</w:t>
+      </w:r>
+      <w:r>
+        <w:t>6</w:t>
+      </w:r>
+      <w:r>
+        <w:t xml:space="preserve">                         </w:t>
+      </w:r>
+      <w:r>
+        <w:t xml:space="preserve">                             </w:t>
+      </w:r>
+    </w:p>
+    <w:p>
+      <w:r>
+        <w:t xml:space="preserve">                                                     </w:t>
+      </w:r>
+      <w:r>
+        <w:t xml:space="preserve">                           </w:t>
+      </w:r>
+      <w:r>
+        <w:t xml:space="preserve">                            </w:t>
+      </w:r>
+      <w:r>
+        <w:t xml:space="preserve">                  </w:t>
+      </w:r>
+      <w:r>
+        <w:t xml:space="preserve"> Managing Director</w:t>
       </w:r>
       <w:bookmarkStart w:id="0" w:name="_GoBack"/>
       <w:bookmarkEnd w:id="0"/>
-      <w:r>
-        <w:t xml:space="preserve">                                                                                 </w:t>
-      </w:r>
-      <w:r>
-        <w:t xml:space="preserve">                       </w:t>
-      </w:r>
-      <w:r>
-        <w:t xml:space="preserve">   </w:t>
-      </w:r>
-      <w:r>
-        <w:rPr>
-          <w:sz w:val="24"/>
-          <w:szCs w:val="24"/>
-        </w:rPr>
-        <w:t>M/SSSEXIMS</w:t>
-      </w:r>
-      <w:r>
-        <w:rPr>
-          <w:b/>
-          <w:sz w:val="44"/>
-          <w:szCs w:val="44"/>
-        </w:rPr>
-        <w:t xml:space="preserve"> </w:t>
-      </w:r>
-    </w:p>
-    <w:p/>
-    <w:p>
-      <w:r>
-        <w:t xml:space="preserve">Date: </w:t>
-      </w:r>
-      <w:r>
-        <w:t>16</w:t>
-      </w:r>
-      <w:r>
-        <w:t>-</w:t>
-      </w:r>
-      <w:r>
-        <w:t>12</w:t>
-      </w:r>
-      <w:r>
-        <w:t>-202</w:t>
-      </w:r>
-      <w:r>
-        <w:t>5</w:t>
-      </w:r>
-      <w:r>
-        <w:t xml:space="preserve">                                                         </w:t>
-      </w:r>
-    </w:p>
-    <w:p>
-      <w:r>
-        <w:t xml:space="preserve">                                                                                                                 </w:t>
-      </w:r>
-      <w:r>
-        <w:t xml:space="preserve">                    </w:t>
-      </w:r>
-      <w:r>
-        <w:t xml:space="preserve"> Managing Director</w:t>
-      </w:r>
     </w:p>
     <w:p>
       <w:pPr>
@@ -752,6 +833,24 @@
       <w:shd w:val="clear" w:color="auto" w:fill="E1DFDD"/>
     </w:rPr>
   </w:style>
+  <w:style w:type="paragraph" w:customStyle="1" w:styleId="TableParagraph">
+    <w:name w:val="Table Paragraph"/>
+    <w:basedOn w:val="Normal"/>
+    <w:uiPriority w:val="1"/>
+    <w:qFormat/>
+    <w:rsid w:val="008B1098"/>
+    <w:pPr>
+      <w:widowControl w:val="0"/>
+      <w:autoSpaceDE w:val="0"/>
+      <w:autoSpaceDN w:val="0"/>
+      <w:spacing w:after="0" w:line="240" w:lineRule="auto"/>
+      <w:ind w:left="107"/>
+    </w:pPr>
+    <w:rPr>
+      <w:rFonts w:cs="Calibri"/>
+      <w:lang w:val="en-US"/>
+    </w:rPr>
+  </w:style>
 </w:styles>
 </file>
 

--- a/COMPANY LETTER HEAD FOR AIFTA.docx
+++ b/COMPANY LETTER HEAD FOR AIFTA.docx
@@ -9,17 +9,15 @@
         <w:jc w:val="center"/>
         <w:rPr>
           <w:b/>
-          <w:sz w:val="44"/>
-          <w:szCs w:val="44"/>
+          <w:sz w:val="72"/>
         </w:rPr>
       </w:pPr>
       <w:r>
         <w:rPr>
           <w:b/>
-          <w:sz w:val="44"/>
-          <w:szCs w:val="44"/>
-        </w:rPr>
-        <w:t xml:space="preserve">KALPANA GRANITE INDUSTRIES </w:t>
+          <w:sz w:val="72"/>
+        </w:rPr>
+        <w:t>SINDHU EXPORTS</w:t>
       </w:r>
     </w:p>
     <w:p>
@@ -30,63 +28,9 @@
         <w:rPr>
           <w:rFonts w:ascii="Times New Roman" w:hAnsi="Times New Roman" w:cs="Times New Roman"/>
           <w:b/>
+          <w:sz w:val="24"/>
         </w:rPr>
       </w:pPr>
-      <w:r>
-        <w:rPr>
-          <w:rFonts w:ascii="Times New Roman" w:hAnsi="Times New Roman" w:cs="Times New Roman"/>
-          <w:b/>
-        </w:rPr>
-        <w:t xml:space="preserve">Sy.No.176/A/1 </w:t>
-      </w:r>
-      <w:proofErr w:type="spellStart"/>
-      <w:r>
-        <w:rPr>
-          <w:rFonts w:ascii="Times New Roman" w:hAnsi="Times New Roman" w:cs="Times New Roman"/>
-          <w:b/>
-        </w:rPr>
-        <w:t>Mudigonda</w:t>
-      </w:r>
-      <w:proofErr w:type="spellEnd"/>
-      <w:r>
-        <w:rPr>
-          <w:rFonts w:ascii="Times New Roman" w:hAnsi="Times New Roman" w:cs="Times New Roman"/>
-          <w:b/>
-        </w:rPr>
-        <w:t xml:space="preserve"> </w:t>
-      </w:r>
-      <w:proofErr w:type="spellStart"/>
-      <w:r>
-        <w:rPr>
-          <w:rFonts w:ascii="Times New Roman" w:hAnsi="Times New Roman" w:cs="Times New Roman"/>
-          <w:b/>
-        </w:rPr>
-        <w:t>Mudigonda</w:t>
-      </w:r>
-      <w:proofErr w:type="spellEnd"/>
-      <w:r>
-        <w:rPr>
-          <w:rFonts w:ascii="Times New Roman" w:hAnsi="Times New Roman" w:cs="Times New Roman"/>
-          <w:b/>
-        </w:rPr>
-        <w:t xml:space="preserve">, </w:t>
-      </w:r>
-      <w:proofErr w:type="spellStart"/>
-      <w:r>
-        <w:rPr>
-          <w:rFonts w:ascii="Times New Roman" w:hAnsi="Times New Roman" w:cs="Times New Roman"/>
-          <w:b/>
-        </w:rPr>
-        <w:t>Khammam</w:t>
-      </w:r>
-      <w:proofErr w:type="spellEnd"/>
-      <w:r>
-        <w:rPr>
-          <w:rFonts w:ascii="Times New Roman" w:hAnsi="Times New Roman" w:cs="Times New Roman"/>
-          <w:b/>
-        </w:rPr>
-        <w:t xml:space="preserve"> </w:t>
-      </w:r>
     </w:p>
     <w:p>
       <w:pPr>
@@ -94,23 +38,42 @@
         <w:ind w:left="2105" w:right="2097" w:hanging="5"/>
         <w:jc w:val="center"/>
         <w:rPr>
-          <w:rFonts w:ascii="Times New Roman" w:hAnsi="Times New Roman" w:cs="Times New Roman"/>
-          <w:b/>
+          <w:sz w:val="24"/>
         </w:rPr>
       </w:pPr>
       <w:r>
         <w:rPr>
-          <w:rFonts w:ascii="Times New Roman" w:hAnsi="Times New Roman" w:cs="Times New Roman"/>
-          <w:b/>
-        </w:rPr>
-        <w:t xml:space="preserve">GST TIN: </w:t>
-      </w:r>
-      <w:r>
-        <w:rPr>
-          <w:rFonts w:ascii="Times New Roman" w:hAnsi="Times New Roman" w:cs="Times New Roman"/>
-          <w:b/>
-        </w:rPr>
-        <w:t xml:space="preserve">36ACRPK4054F2ZG </w:t>
+          <w:sz w:val="24"/>
+        </w:rPr>
+        <w:t>SY.NO:371/E TO 372/AA SUVARNAPURAM (</w:t>
+      </w:r>
+      <w:proofErr w:type="gramStart"/>
+      <w:r>
+        <w:rPr>
+          <w:sz w:val="24"/>
+        </w:rPr>
+        <w:t>Vi</w:t>
+      </w:r>
+      <w:proofErr w:type="gramEnd"/>
+      <w:r>
+        <w:rPr>
+          <w:sz w:val="24"/>
+        </w:rPr>
+        <w:t>) MUDIGONDA (</w:t>
+      </w:r>
+      <w:proofErr w:type="spellStart"/>
+      <w:r>
+        <w:rPr>
+          <w:sz w:val="24"/>
+        </w:rPr>
+        <w:t>Md</w:t>
+      </w:r>
+      <w:proofErr w:type="spellEnd"/>
+      <w:r>
+        <w:rPr>
+          <w:sz w:val="24"/>
+        </w:rPr>
+        <w:t xml:space="preserve">) KHAMMAM DIST </w:t>
       </w:r>
     </w:p>
     <w:p>
@@ -119,6 +82,22 @@
         <w:ind w:left="2105" w:right="2097" w:hanging="5"/>
         <w:jc w:val="center"/>
         <w:rPr>
+          <w:sz w:val="24"/>
+        </w:rPr>
+      </w:pPr>
+      <w:r>
+        <w:rPr>
+          <w:sz w:val="24"/>
+        </w:rPr>
+        <w:t xml:space="preserve">GSTIN/UIN: 36DNYPB4036F1ZV </w:t>
+      </w:r>
+    </w:p>
+    <w:p>
+      <w:pPr>
+        <w:pStyle w:val="TableParagraph"/>
+        <w:ind w:left="2105" w:right="2097" w:hanging="5"/>
+        <w:jc w:val="center"/>
+        <w:rPr>
           <w:b/>
           <w:sz w:val="32"/>
           <w:szCs w:val="32"/>
@@ -167,6 +146,14 @@
     </w:p>
     <w:p/>
     <w:p>
+      <w:pPr>
+        <w:pStyle w:val="TableParagraph"/>
+        <w:ind w:left="0" w:hanging="5"/>
+        <w:jc w:val="both"/>
+        <w:rPr>
+          <w:sz w:val="24"/>
+        </w:rPr>
+      </w:pPr>
       <w:r>
         <w:t xml:space="preserve"> B K EXPORTS 90, </w:t>
       </w:r>
@@ -180,198 +167,194 @@
       </w:r>
       <w:proofErr w:type="spellStart"/>
       <w:r>
-        <w:t>Canal</w:t>
+        <w:t>Canal,Opp.Baroda</w:t>
+      </w:r>
+      <w:proofErr w:type="spellEnd"/>
+      <w:r>
+        <w:t xml:space="preserve"> Express Highway, </w:t>
+      </w:r>
+      <w:proofErr w:type="spellStart"/>
+      <w:r>
+        <w:t>Amraiwadi</w:t>
+      </w:r>
+      <w:proofErr w:type="spellEnd"/>
+      <w:r>
+        <w:t>, Ahmedabad, Gujarat, India - 380026.</w:t>
+      </w:r>
+      <w:r>
+        <w:t xml:space="preserve"> </w:t>
       </w:r>
       <w:proofErr w:type="gramStart"/>
       <w:r>
-        <w:t>,Opp.Baroda</w:t>
+        <w:t>vide</w:t>
+      </w:r>
+      <w:proofErr w:type="gramEnd"/>
+      <w:r>
+        <w:t xml:space="preserve"> invoice no</w:t>
+      </w:r>
+      <w:r>
+        <w:t xml:space="preserve"> 128</w:t>
+      </w:r>
+      <w:r>
+        <w:t xml:space="preserve"> </w:t>
+      </w:r>
+      <w:r>
+        <w:t xml:space="preserve"> dated </w:t>
+      </w:r>
+      <w:r>
+        <w:t>28-03-2026</w:t>
+      </w:r>
+      <w:r>
+        <w:t xml:space="preserve"> for export to  </w:t>
+      </w:r>
+      <w:r>
+        <w:t>VIETNAM</w:t>
+      </w:r>
+      <w:r>
+        <w:t xml:space="preserve"> .  The  product  listed  in  the  invoice  has </w:t>
+      </w:r>
+      <w:r>
+        <w:t xml:space="preserve"> been  manufactured  by  us  at </w:t>
+      </w:r>
+      <w:r>
+        <w:rPr>
+          <w:sz w:val="24"/>
+        </w:rPr>
+        <w:t>SY.NO:371/E TO 372/AA SUVARNAPURAM (Vi) MUDIGONDA (</w:t>
+      </w:r>
+      <w:proofErr w:type="spellStart"/>
+      <w:r>
+        <w:rPr>
+          <w:sz w:val="24"/>
+        </w:rPr>
+        <w:t>Md</w:t>
       </w:r>
       <w:proofErr w:type="spellEnd"/>
+      <w:r>
+        <w:rPr>
+          <w:sz w:val="24"/>
+        </w:rPr>
+        <w:t xml:space="preserve">) KHAMMAM DIST GSTIN/UIN: 36DNYPB4036F1ZV </w:t>
+      </w:r>
+      <w:r>
+        <w:t>using indigenous raw material/components only and satisfy the rules of origin under Asian India Free Trade Agreement (AIFTA) . There is no imported/undetermined origin raw material used in the manufacture of the product.</w:t>
+      </w:r>
+    </w:p>
+    <w:p>
+      <w:r>
+        <w:t>I undertake to make available any supporting documents to the EIA to confirm the origin status of the product whenever required.</w:t>
+      </w:r>
+    </w:p>
+    <w:p/>
+    <w:p>
+      <w:r>
+        <w:tab/>
+      </w:r>
+      <w:r>
+        <w:tab/>
+      </w:r>
+      <w:r>
+        <w:tab/>
+      </w:r>
+      <w:r>
+        <w:tab/>
+      </w:r>
+      <w:r>
+        <w:tab/>
+      </w:r>
+      <w:r>
+        <w:tab/>
+      </w:r>
+      <w:r>
+        <w:tab/>
+      </w:r>
+      <w:r>
+        <w:tab/>
+      </w:r>
+      <w:r>
+        <w:t xml:space="preserve">              </w:t>
+      </w:r>
+      <w:r>
+        <w:t xml:space="preserve">    For, </w:t>
+      </w:r>
+    </w:p>
+    <w:p>
+      <w:proofErr w:type="gramStart"/>
+      <w:r>
+        <w:t>Place :</w:t>
+      </w:r>
       <w:proofErr w:type="gramEnd"/>
       <w:r>
-        <w:t xml:space="preserve"> Express Highway, </w:t>
+        <w:t xml:space="preserve"> </w:t>
       </w:r>
       <w:proofErr w:type="spellStart"/>
       <w:r>
-        <w:t>Amraiwadi</w:t>
+        <w:t>Khammam</w:t>
       </w:r>
       <w:proofErr w:type="spellEnd"/>
       <w:r>
-        <w:t>, Ahmedabad, Gujarat, India - 380026.vide invoice no</w:t>
-      </w:r>
-      <w:r>
-        <w:t xml:space="preserve"> 9 </w:t>
-      </w:r>
-      <w:r>
-        <w:t xml:space="preserve"> dated </w:t>
-      </w:r>
-      <w:r>
-        <w:t>20</w:t>
-      </w:r>
-      <w:r>
-        <w:t>.</w:t>
-      </w:r>
-      <w:r>
-        <w:t>12</w:t>
-      </w:r>
-      <w:r>
-        <w:t>.202</w:t>
-      </w:r>
-      <w:r>
-        <w:t>5</w:t>
-      </w:r>
-      <w:r>
-        <w:t xml:space="preserve"> for export to  </w:t>
-      </w:r>
-      <w:r>
-        <w:t>VIETNAM</w:t>
-      </w:r>
-      <w:r>
-        <w:t xml:space="preserve"> .  The  product  listed  in  the  invoice  has </w:t>
-      </w:r>
-      <w:r>
-        <w:t xml:space="preserve"> been  manufactured  by  us  at </w:t>
-      </w:r>
-      <w:r>
-        <w:t xml:space="preserve">Sy.No.176/A/1 </w:t>
-      </w:r>
-      <w:proofErr w:type="spellStart"/>
-      <w:r>
-        <w:t>Mudigonda</w:t>
-      </w:r>
-      <w:proofErr w:type="spellEnd"/>
+        <w:t xml:space="preserve">                                                                                 </w:t>
+      </w:r>
+      <w:r>
+        <w:t xml:space="preserve">        </w:t>
+      </w:r>
+      <w:r>
+        <w:t xml:space="preserve">                  </w:t>
+      </w:r>
       <w:r>
         <w:t xml:space="preserve"> </w:t>
       </w:r>
-      <w:proofErr w:type="spellStart"/>
-      <w:r>
-        <w:t>Mudigonda</w:t>
-      </w:r>
-      <w:proofErr w:type="spellEnd"/>
-      <w:r>
-        <w:t xml:space="preserve">, </w:t>
-      </w:r>
-      <w:proofErr w:type="spellStart"/>
-      <w:r>
-        <w:t>Khammam</w:t>
-      </w:r>
-      <w:proofErr w:type="spellEnd"/>
-      <w:r>
-        <w:t xml:space="preserve"> GST TIN: 36ACRPK4054F2ZG </w:t>
-      </w:r>
-      <w:r>
-        <w:t>using indigenous raw material/components only and satisfy the rules of origin under Asian India Free Trade Agreement (AIFTA) . There is no imported/undetermined origin raw material used in the manufacture of the product.</w:t>
-      </w:r>
-    </w:p>
-    <w:p>
-      <w:r>
-        <w:t>I undertake to make available any supporting documents to the EIA to confirm the origin status of the product whenever required.</w:t>
-      </w:r>
-    </w:p>
-    <w:p/>
-    <w:p>
-      <w:r>
-        <w:tab/>
-      </w:r>
-      <w:r>
-        <w:tab/>
-      </w:r>
-      <w:r>
-        <w:tab/>
-      </w:r>
-      <w:r>
-        <w:tab/>
-      </w:r>
-      <w:r>
-        <w:tab/>
-      </w:r>
-      <w:r>
-        <w:tab/>
-      </w:r>
-      <w:r>
-        <w:tab/>
-      </w:r>
-      <w:r>
-        <w:tab/>
+      <w:r>
+        <w:t>SINDHU EXPORTS</w:t>
+      </w:r>
+    </w:p>
+    <w:p>
+      <w:r>
+        <w:t xml:space="preserve">Date: </w:t>
+      </w:r>
+      <w:r>
+        <w:t>07</w:t>
+      </w:r>
+      <w:r>
+        <w:t>-</w:t>
+      </w:r>
+      <w:r>
+        <w:t>04</w:t>
+      </w:r>
+      <w:r>
+        <w:t>-202</w:t>
+      </w:r>
+      <w:r>
+        <w:t>6</w:t>
+      </w:r>
+      <w:r>
+        <w:t xml:space="preserve">                         </w:t>
+      </w:r>
+      <w:r>
+        <w:t xml:space="preserve">                             </w:t>
+      </w:r>
+    </w:p>
+    <w:p>
+      <w:r>
+        <w:t xml:space="preserve">                                                     </w:t>
+      </w:r>
+      <w:r>
+        <w:t xml:space="preserve">                           </w:t>
+      </w:r>
+      <w:r>
+        <w:t xml:space="preserve">                            </w:t>
+      </w:r>
+      <w:r>
+        <w:t xml:space="preserve">                  </w:t>
       </w:r>
       <w:r>
         <w:t xml:space="preserve">              </w:t>
-      </w:r>
-      <w:r>
-        <w:t xml:space="preserve">    For, </w:t>
-      </w:r>
-    </w:p>
-    <w:p>
-      <w:proofErr w:type="gramStart"/>
-      <w:r>
-        <w:t>Place :</w:t>
-      </w:r>
-      <w:proofErr w:type="gramEnd"/>
-      <w:r>
-        <w:t xml:space="preserve"> </w:t>
-      </w:r>
-      <w:proofErr w:type="spellStart"/>
-      <w:r>
-        <w:t>Khammam</w:t>
-      </w:r>
-      <w:proofErr w:type="spellEnd"/>
-      <w:r>
-        <w:t xml:space="preserve">                                                                                 </w:t>
-      </w:r>
-      <w:r>
-        <w:t xml:space="preserve">        </w:t>
-      </w:r>
-      <w:r>
-        <w:t xml:space="preserve"> </w:t>
-      </w:r>
-      <w:r>
-        <w:t>KALPANA GRANITE INDUSTRIES</w:t>
-      </w:r>
-    </w:p>
-    <w:p>
-      <w:r>
-        <w:t xml:space="preserve">Date: </w:t>
-      </w:r>
-      <w:r>
-        <w:t>23</w:t>
-      </w:r>
-      <w:r>
-        <w:t>-</w:t>
-      </w:r>
-      <w:r>
-        <w:t>01</w:t>
-      </w:r>
-      <w:r>
-        <w:t>-202</w:t>
-      </w:r>
-      <w:r>
-        <w:t>6</w:t>
-      </w:r>
-      <w:r>
-        <w:t xml:space="preserve">                         </w:t>
-      </w:r>
-      <w:r>
-        <w:t xml:space="preserve">                             </w:t>
-      </w:r>
-    </w:p>
-    <w:p>
-      <w:r>
-        <w:t xml:space="preserve">                                                     </w:t>
-      </w:r>
-      <w:r>
-        <w:t xml:space="preserve">                           </w:t>
-      </w:r>
-      <w:r>
-        <w:t xml:space="preserve">                            </w:t>
-      </w:r>
-      <w:r>
-        <w:t xml:space="preserve">                  </w:t>
-      </w:r>
-      <w:r>
-        <w:t xml:space="preserve"> Managing Director</w:t>
       </w:r>
       <w:bookmarkStart w:id="0" w:name="_GoBack"/>
       <w:bookmarkEnd w:id="0"/>
+      <w:r>
+        <w:t xml:space="preserve"> Managing Director</w:t>
+      </w:r>
     </w:p>
     <w:p>
       <w:pPr>

--- a/COMPANY LETTER HEAD FOR AIFTA.docx
+++ b/COMPANY LETTER HEAD FOR AIFTA.docx
@@ -2,24 +2,6 @@
 <file path=word/document.xml><?xml version="1.0" encoding="utf-8"?>
 <w:document xmlns:wpc="http://schemas.microsoft.com/office/word/2010/wordprocessingCanvas" xmlns:mc="http://schemas.openxmlformats.org/markup-compatibility/2006" xmlns:o="urn:schemas-microsoft-com:office:office" xmlns:r="http://schemas.openxmlformats.org/officeDocument/2006/relationships" xmlns:m="http://schemas.openxmlformats.org/officeDocument/2006/math" xmlns:v="urn:schemas-microsoft-com:vml" xmlns:wp14="http://schemas.microsoft.com/office/word/2010/wordprocessingDrawing" xmlns:wp="http://schemas.openxmlformats.org/drawingml/2006/wordprocessingDrawing" xmlns:w10="urn:schemas-microsoft-com:office:word" xmlns:w="http://schemas.openxmlformats.org/wordprocessingml/2006/main" xmlns:w14="http://schemas.microsoft.com/office/word/2010/wordml" xmlns:w15="http://schemas.microsoft.com/office/word/2012/wordml" xmlns:wpg="http://schemas.microsoft.com/office/word/2010/wordprocessingGroup" xmlns:wpi="http://schemas.microsoft.com/office/word/2010/wordprocessingInk" xmlns:wne="http://schemas.microsoft.com/office/word/2006/wordml" xmlns:wps="http://schemas.microsoft.com/office/word/2010/wordprocessingShape" mc:Ignorable="w14 w15 wp14">
   <w:body>
-    <w:p>
-      <w:pPr>
-        <w:pStyle w:val="TableParagraph"/>
-        <w:ind w:left="2105" w:right="2097" w:hanging="5"/>
-        <w:jc w:val="center"/>
-        <w:rPr>
-          <w:b/>
-          <w:sz w:val="72"/>
-        </w:rPr>
-      </w:pPr>
-      <w:r>
-        <w:rPr>
-          <w:b/>
-          <w:sz w:val="72"/>
-        </w:rPr>
-        <w:t>SINDHU EXPORTS</w:t>
-      </w:r>
-    </w:p>
     <w:p>
       <w:pPr>
         <w:pStyle w:val="TableParagraph"/>
@@ -28,52 +10,41 @@
         <w:rPr>
           <w:rFonts w:ascii="Times New Roman" w:hAnsi="Times New Roman" w:cs="Times New Roman"/>
           <w:b/>
-          <w:sz w:val="24"/>
+          <w:sz w:val="48"/>
         </w:rPr>
       </w:pPr>
+      <w:r>
+        <w:rPr>
+          <w:b/>
+          <w:sz w:val="44"/>
+        </w:rPr>
+        <w:t xml:space="preserve">SRI </w:t>
+      </w:r>
+      <w:proofErr w:type="spellStart"/>
+      <w:r>
+        <w:rPr>
+          <w:b/>
+          <w:sz w:val="44"/>
+        </w:rPr>
+        <w:t>SRI</w:t>
+      </w:r>
+      <w:proofErr w:type="spellEnd"/>
+      <w:r>
+        <w:rPr>
+          <w:b/>
+          <w:sz w:val="44"/>
+        </w:rPr>
+        <w:t xml:space="preserve"> VIJAYALAXMI GRANITES</w:t>
+      </w:r>
     </w:p>
     <w:p>
       <w:pPr>
         <w:pStyle w:val="TableParagraph"/>
         <w:ind w:left="2105" w:right="2097" w:hanging="5"/>
         <w:jc w:val="center"/>
-        <w:rPr>
-          <w:sz w:val="24"/>
-        </w:rPr>
       </w:pPr>
       <w:r>
-        <w:rPr>
-          <w:sz w:val="24"/>
-        </w:rPr>
-        <w:t>SY.NO:371/E TO 372/AA SUVARNAPURAM (</w:t>
-      </w:r>
-      <w:proofErr w:type="gramStart"/>
-      <w:r>
-        <w:rPr>
-          <w:sz w:val="24"/>
-        </w:rPr>
-        <w:t>Vi</w:t>
-      </w:r>
-      <w:proofErr w:type="gramEnd"/>
-      <w:r>
-        <w:rPr>
-          <w:sz w:val="24"/>
-        </w:rPr>
-        <w:t>) MUDIGONDA (</w:t>
-      </w:r>
-      <w:proofErr w:type="spellStart"/>
-      <w:r>
-        <w:rPr>
-          <w:sz w:val="24"/>
-        </w:rPr>
-        <w:t>Md</w:t>
-      </w:r>
-      <w:proofErr w:type="spellEnd"/>
-      <w:r>
-        <w:rPr>
-          <w:sz w:val="24"/>
-        </w:rPr>
-        <w:t xml:space="preserve">) KHAMMAM DIST </w:t>
+        <w:t xml:space="preserve">SY NO.164/AA, MUDIGONDA KHAMMAM RURAL </w:t>
       </w:r>
     </w:p>
     <w:p>
@@ -81,15 +52,19 @@
         <w:pStyle w:val="TableParagraph"/>
         <w:ind w:left="2105" w:right="2097" w:hanging="5"/>
         <w:jc w:val="center"/>
-        <w:rPr>
-          <w:sz w:val="24"/>
-        </w:rPr>
       </w:pPr>
       <w:r>
-        <w:rPr>
-          <w:sz w:val="24"/>
-        </w:rPr>
-        <w:t xml:space="preserve">GSTIN/UIN: 36DNYPB4036F1ZV </w:t>
+        <w:t xml:space="preserve">KHAMMAM DIST.-T.S. </w:t>
+      </w:r>
+    </w:p>
+    <w:p>
+      <w:pPr>
+        <w:pStyle w:val="TableParagraph"/>
+        <w:ind w:left="2105" w:right="2097" w:hanging="5"/>
+        <w:jc w:val="center"/>
+      </w:pPr>
+      <w:r>
+        <w:t>GSTIN/UIN: 36ADMFS8645N1Z3</w:t>
       </w:r>
     </w:p>
     <w:p>
@@ -193,7 +168,7 @@
         <w:t xml:space="preserve"> invoice no</w:t>
       </w:r>
       <w:r>
-        <w:t xml:space="preserve"> 128</w:t>
+        <w:t xml:space="preserve"> 30</w:t>
       </w:r>
       <w:r>
         <w:t xml:space="preserve"> </w:t>
@@ -202,7 +177,10 @@
         <w:t xml:space="preserve"> dated </w:t>
       </w:r>
       <w:r>
-        <w:t>28-03-2026</w:t>
+        <w:t>30</w:t>
+      </w:r>
+      <w:r>
+        <w:t>-03-2026</w:t>
       </w:r>
       <w:r>
         <w:t xml:space="preserve"> for export to  </w:t>
@@ -217,141 +195,193 @@
         <w:t xml:space="preserve"> been  manufactured  by  us  at </w:t>
       </w:r>
       <w:r>
+        <w:t xml:space="preserve">SY NO.164/AA, MUDIGONDA KHAMMAM RURAL KHAMMAM DIST.-T.S. GSTIN/UIN: 36ADMFS8645N1Z3 State Name : </w:t>
+      </w:r>
+      <w:proofErr w:type="spellStart"/>
+      <w:r>
+        <w:t>Telangana</w:t>
+      </w:r>
+      <w:proofErr w:type="spellEnd"/>
+      <w:r>
+        <w:t>, Code : 36</w:t>
+      </w:r>
+      <w:r>
+        <w:t xml:space="preserve"> </w:t>
+      </w:r>
+      <w:r>
+        <w:t>using indigenous raw material/components only and satisfy the rules of origin under Asian India Free Trade Agreement (AIFTA) . There is no imported/undetermined origin raw material used in the manufacture of the product.</w:t>
+      </w:r>
+    </w:p>
+    <w:p>
+      <w:r>
+        <w:t>I undertake to make available any supporting documents to the EIA to confirm the origin status of the product whenever required.</w:t>
+      </w:r>
+    </w:p>
+    <w:p/>
+    <w:p>
+      <w:r>
+        <w:tab/>
+      </w:r>
+      <w:r>
+        <w:tab/>
+      </w:r>
+      <w:r>
+        <w:tab/>
+      </w:r>
+      <w:r>
+        <w:tab/>
+      </w:r>
+      <w:r>
+        <w:tab/>
+      </w:r>
+      <w:r>
+        <w:tab/>
+      </w:r>
+      <w:r>
+        <w:tab/>
+      </w:r>
+      <w:r>
+        <w:tab/>
+      </w:r>
+      <w:r>
+        <w:t xml:space="preserve">              </w:t>
+      </w:r>
+      <w:r>
+        <w:t xml:space="preserve">    For, </w:t>
+      </w:r>
+    </w:p>
+    <w:p>
+      <w:proofErr w:type="gramStart"/>
+      <w:r>
+        <w:t>Place :</w:t>
+      </w:r>
+      <w:proofErr w:type="gramEnd"/>
+      <w:r>
+        <w:t xml:space="preserve"> </w:t>
+      </w:r>
+      <w:proofErr w:type="spellStart"/>
+      <w:r>
+        <w:t>Khammam</w:t>
+      </w:r>
+      <w:proofErr w:type="spellEnd"/>
+      <w:r>
+        <w:t xml:space="preserve">                                                                                 </w:t>
+      </w:r>
+      <w:r>
+        <w:t xml:space="preserve">        </w:t>
+      </w:r>
+      <w:r>
+        <w:t xml:space="preserve">                  </w:t>
+      </w:r>
+      <w:r>
+        <w:t xml:space="preserve"> </w:t>
+      </w:r>
+      <w:r>
+        <w:t xml:space="preserve">SRI </w:t>
+      </w:r>
+      <w:proofErr w:type="spellStart"/>
+      <w:r>
+        <w:t>SRI</w:t>
+      </w:r>
+      <w:proofErr w:type="spellEnd"/>
+      <w:r>
+        <w:t xml:space="preserve"> VIJAYALAXMI GRANITES</w:t>
+      </w:r>
+    </w:p>
+    <w:p>
+      <w:r>
+        <w:t xml:space="preserve">Date: </w:t>
+      </w:r>
+      <w:r>
+        <w:t>10</w:t>
+      </w:r>
+      <w:r>
+        <w:t>-</w:t>
+      </w:r>
+      <w:r>
+        <w:t>04</w:t>
+      </w:r>
+      <w:r>
+        <w:t>-202</w:t>
+      </w:r>
+      <w:r>
+        <w:t>6</w:t>
+      </w:r>
+      <w:r>
+        <w:t xml:space="preserve">                         </w:t>
+      </w:r>
+      <w:r>
+        <w:t xml:space="preserve">                             </w:t>
+      </w:r>
+      <w:r>
+        <w:t xml:space="preserve">                                                      </w:t>
+      </w:r>
+      <w:r>
         <w:rPr>
-          <w:sz w:val="24"/>
+          <w:noProof/>
+          <w:lang w:eastAsia="en-IN"/>
         </w:rPr>
-        <w:t>SY.NO:371/E TO 372/AA SUVARNAPURAM (Vi) MUDIGONDA (</w:t>
-      </w:r>
-      <w:proofErr w:type="spellStart"/>
-      <w:r>
-        <w:rPr>
-          <w:sz w:val="24"/>
-        </w:rPr>
-        <w:t>Md</w:t>
-      </w:r>
-      <w:proofErr w:type="spellEnd"/>
-      <w:r>
-        <w:rPr>
-          <w:sz w:val="24"/>
-        </w:rPr>
-        <w:t xml:space="preserve">) KHAMMAM DIST GSTIN/UIN: 36DNYPB4036F1ZV </w:t>
-      </w:r>
-      <w:r>
-        <w:t>using indigenous raw material/components only and satisfy the rules of origin under Asian India Free Trade Agreement (AIFTA) . There is no imported/undetermined origin raw material used in the manufacture of the product.</w:t>
-      </w:r>
-    </w:p>
-    <w:p>
-      <w:r>
-        <w:t>I undertake to make available any supporting documents to the EIA to confirm the origin status of the product whenever required.</w:t>
-      </w:r>
-    </w:p>
-    <w:p/>
-    <w:p>
-      <w:r>
-        <w:tab/>
-      </w:r>
-      <w:r>
-        <w:tab/>
-      </w:r>
-      <w:r>
-        <w:tab/>
-      </w:r>
-      <w:r>
-        <w:tab/>
-      </w:r>
-      <w:r>
-        <w:tab/>
-      </w:r>
-      <w:r>
-        <w:tab/>
-      </w:r>
-      <w:r>
-        <w:tab/>
-      </w:r>
-      <w:r>
-        <w:tab/>
-      </w:r>
-      <w:r>
-        <w:t xml:space="preserve">              </w:t>
-      </w:r>
-      <w:r>
-        <w:t xml:space="preserve">    For, </w:t>
-      </w:r>
-    </w:p>
-    <w:p>
-      <w:proofErr w:type="gramStart"/>
-      <w:r>
-        <w:t>Place :</w:t>
-      </w:r>
-      <w:proofErr w:type="gramEnd"/>
-      <w:r>
-        <w:t xml:space="preserve"> </w:t>
-      </w:r>
-      <w:proofErr w:type="spellStart"/>
-      <w:r>
-        <w:t>Khammam</w:t>
-      </w:r>
-      <w:proofErr w:type="spellEnd"/>
-      <w:r>
-        <w:t xml:space="preserve">                                                                                 </w:t>
-      </w:r>
-      <w:r>
-        <w:t xml:space="preserve">        </w:t>
-      </w:r>
-      <w:r>
-        <w:t xml:space="preserve">                  </w:t>
-      </w:r>
-      <w:r>
-        <w:t xml:space="preserve"> </w:t>
-      </w:r>
-      <w:r>
-        <w:t>SINDHU EXPORTS</w:t>
-      </w:r>
-    </w:p>
-    <w:p>
-      <w:r>
-        <w:t xml:space="preserve">Date: </w:t>
-      </w:r>
-      <w:r>
-        <w:t>07</w:t>
-      </w:r>
-      <w:r>
-        <w:t>-</w:t>
-      </w:r>
-      <w:r>
-        <w:t>04</w:t>
-      </w:r>
-      <w:r>
-        <w:t>-202</w:t>
-      </w:r>
-      <w:r>
-        <w:t>6</w:t>
-      </w:r>
-      <w:r>
-        <w:t xml:space="preserve">                         </w:t>
-      </w:r>
-      <w:r>
-        <w:t xml:space="preserve">                             </w:t>
-      </w:r>
-    </w:p>
-    <w:p>
-      <w:r>
-        <w:t xml:space="preserve">                                                     </w:t>
-      </w:r>
-      <w:r>
-        <w:t xml:space="preserve">                           </w:t>
-      </w:r>
-      <w:r>
-        <w:t xml:space="preserve">                            </w:t>
-      </w:r>
-      <w:r>
-        <w:t xml:space="preserve">                  </w:t>
-      </w:r>
-      <w:r>
-        <w:t xml:space="preserve">              </w:t>
+        <w:drawing>
+          <wp:inline distT="0" distB="0" distL="0" distR="0">
+            <wp:extent cx="731521" cy="615697"/>
+            <wp:effectExtent l="0" t="0" r="0" b="0"/>
+            <wp:docPr id="1" name="Picture 1"/>
+            <wp:cNvGraphicFramePr>
+              <a:graphicFrameLocks xmlns:a="http://schemas.openxmlformats.org/drawingml/2006/main" noChangeAspect="1"/>
+            </wp:cNvGraphicFramePr>
+            <a:graphic xmlns:a="http://schemas.openxmlformats.org/drawingml/2006/main">
+              <a:graphicData uri="http://schemas.openxmlformats.org/drawingml/2006/picture">
+                <pic:pic xmlns:pic="http://schemas.openxmlformats.org/drawingml/2006/picture">
+                  <pic:nvPicPr>
+                    <pic:cNvPr id="1" name="LAKKU.png"/>
+                    <pic:cNvPicPr/>
+                  </pic:nvPicPr>
+                  <pic:blipFill>
+                    <a:blip r:embed="rId4" cstate="print">
+                      <a:extLst>
+                        <a:ext uri="{28A0092B-C50C-407E-A947-70E740481C1C}">
+                          <a14:useLocalDpi xmlns:a14="http://schemas.microsoft.com/office/drawing/2010/main" val="0"/>
+                        </a:ext>
+                      </a:extLst>
+                    </a:blip>
+                    <a:stretch>
+                      <a:fillRect/>
+                    </a:stretch>
+                  </pic:blipFill>
+                  <pic:spPr>
+                    <a:xfrm>
+                      <a:off x="0" y="0"/>
+                      <a:ext cx="731521" cy="615697"/>
+                    </a:xfrm>
+                    <a:prstGeom prst="rect">
+                      <a:avLst/>
+                    </a:prstGeom>
+                  </pic:spPr>
+                </pic:pic>
+              </a:graphicData>
+            </a:graphic>
+          </wp:inline>
+        </w:drawing>
       </w:r>
       <w:bookmarkStart w:id="0" w:name="_GoBack"/>
       <w:bookmarkEnd w:id="0"/>
+    </w:p>
+    <w:p>
+      <w:r>
+        <w:t xml:space="preserve">                                                     </w:t>
+      </w:r>
+      <w:r>
+        <w:t xml:space="preserve">                           </w:t>
+      </w:r>
+      <w:r>
+        <w:t xml:space="preserve">                            </w:t>
+      </w:r>
+      <w:r>
+        <w:t xml:space="preserve">                  </w:t>
+      </w:r>
+      <w:r>
+        <w:t xml:space="preserve">              </w:t>
+      </w:r>
       <w:r>
         <w:t xml:space="preserve"> Managing Director</w:t>
       </w:r>
